--- a/assets/abstracts/Flyer_seminar92.docx
+++ b/assets/abstracts/Flyer_seminar92.docx
@@ -654,7 +654,7 @@
           <w:szCs w:val="28"/>
           <w:lang w:val="en-US"/>
         </w:rPr>
-        <w:t>Mohammad R. Momeni</w:t>
+        <w:t>Wenjie Dou</w:t>
       </w:r>
       <w:r>
         <w:rPr>
@@ -681,7 +681,7 @@
           <w:szCs w:val="28"/>
           <w:lang w:val="en-US"/>
         </w:rPr>
-        <w:t>University</w:t>
+        <w:t xml:space="preserve">Westlake </w:t>
       </w:r>
       <w:r>
         <w:rPr>
@@ -690,7 +690,7 @@
           <w:szCs w:val="28"/>
           <w:lang w:val="en-US"/>
         </w:rPr>
-        <w:t xml:space="preserve"> of Missouri – Kansas City</w:t>
+        <w:t>University</w:t>
       </w:r>
       <w:r>
         <w:rPr>
@@ -699,7 +699,7 @@
           <w:szCs w:val="28"/>
           <w:lang w:val="en-US"/>
         </w:rPr>
-        <w:t xml:space="preserve">, </w:t>
+        <w:t>, China…...</w:t>
       </w:r>
       <w:r>
         <w:rPr>
@@ -708,7 +708,7 @@
           <w:szCs w:val="28"/>
           <w:lang w:val="en-US"/>
         </w:rPr>
-        <w:t>USA……………………………………………………………</w:t>
+        <w:t>…</w:t>
       </w:r>
       <w:r>
         <w:rPr>
@@ -815,7 +815,7 @@
           <w:sz w:val="28"/>
           <w:szCs w:val="28"/>
         </w:rPr>
-        <w:t>Nathan London</w:t>
+        <w:t>Daeho Han</w:t>
       </w:r>
       <w:r>
         <w:rPr>
@@ -831,7 +831,47 @@
           <w:sz w:val="28"/>
           <w:szCs w:val="28"/>
         </w:rPr>
-        <w:t>University of Missouri – Kansas City, USA……………………………………………………………….</w:t>
+        <w:t>U</w:t>
+      </w:r>
+      <w:r>
+        <w:rPr>
+          <w:rFonts w:ascii="Times New Roman" w:hAnsi="Times New Roman"/>
+          <w:sz w:val="28"/>
+          <w:szCs w:val="28"/>
+        </w:rPr>
+        <w:t>lsan National Institute of Sc</w:t>
+      </w:r>
+      <w:r>
+        <w:rPr>
+          <w:rFonts w:ascii="Times New Roman" w:hAnsi="Times New Roman"/>
+          <w:sz w:val="28"/>
+          <w:szCs w:val="28"/>
+        </w:rPr>
+        <w:t>ience and Technology</w:t>
+      </w:r>
+      <w:r>
+        <w:rPr>
+          <w:rFonts w:ascii="Times New Roman" w:hAnsi="Times New Roman"/>
+          <w:sz w:val="28"/>
+          <w:szCs w:val="28"/>
+        </w:rPr>
+        <w:t>,</w:t>
+      </w:r>
+      <w:r>
+        <w:rPr>
+          <w:rFonts w:ascii="Times New Roman" w:hAnsi="Times New Roman"/>
+          <w:sz w:val="28"/>
+          <w:szCs w:val="28"/>
+        </w:rPr>
+        <w:t xml:space="preserve"> S. Korea…...</w:t>
+      </w:r>
+      <w:r>
+        <w:rPr>
+          <w:rFonts w:ascii="Times New Roman" w:hAnsi="Times New Roman"/>
+          <w:sz w:val="28"/>
+          <w:szCs w:val="28"/>
+        </w:rPr>
+        <w:t>……………………………………………………….</w:t>
       </w:r>
       <w:r>
         <w:rPr>
@@ -1589,7 +1629,6 @@
           <w:lang w:val="es-ES"/>
         </w:rPr>
       </w:pPr>
-      <w:proofErr w:type="spellStart"/>
       <w:r>
         <w:rPr>
           <w:rFonts w:ascii="Times New Roman" w:hAnsi="Times New Roman"/>
@@ -1599,10 +1638,11 @@
           <w:szCs w:val="24"/>
           <w:lang w:val="es-ES"/>
         </w:rPr>
-        <w:t>References</w:t>
-      </w:r>
-      <w:proofErr w:type="spellEnd"/>
-      <w:r>
+        <w:t>References:</w:t>
+      </w:r>
+    </w:p>
+    <w:p>
+      <w:pPr>
         <w:rPr>
           <w:rFonts w:ascii="Times New Roman" w:hAnsi="Times New Roman"/>
           <w:b/>
@@ -1611,19 +1651,6 @@
           <w:szCs w:val="24"/>
           <w:lang w:val="es-ES"/>
         </w:rPr>
-        <w:t>:</w:t>
-      </w:r>
-    </w:p>
-    <w:p>
-      <w:pPr>
-        <w:rPr>
-          <w:rFonts w:ascii="Times New Roman" w:hAnsi="Times New Roman"/>
-          <w:b/>
-          <w:bCs/>
-          <w:sz w:val="24"/>
-          <w:szCs w:val="24"/>
-          <w:lang w:val="es-ES"/>
-        </w:rPr>
       </w:pPr>
     </w:p>
     <w:p>
@@ -1681,53 +1708,15 @@
           <w:szCs w:val="24"/>
           <w:lang w:val="es-ES"/>
         </w:rPr>
-        <w:t xml:space="preserve">[2] RH Bi, Y Su, Y Wang, L </w:t>
-      </w:r>
-      <w:proofErr w:type="spellStart"/>
-      <w:r>
-        <w:rPr>
-          <w:rFonts w:ascii="Times New Roman" w:hAnsi="Times New Roman"/>
-          <w:sz w:val="24"/>
-          <w:szCs w:val="24"/>
-          <w:lang w:val="es-ES"/>
-        </w:rPr>
-        <w:t>Sun</w:t>
-      </w:r>
-      <w:proofErr w:type="spellEnd"/>
-      <w:r>
-        <w:rPr>
-          <w:rFonts w:ascii="Times New Roman" w:hAnsi="Times New Roman"/>
-          <w:sz w:val="24"/>
-          <w:szCs w:val="24"/>
-          <w:lang w:val="es-ES"/>
-        </w:rPr>
-        <w:t xml:space="preserve">, W Dou. </w:t>
-      </w:r>
-      <w:r>
-        <w:rPr>
-          <w:rFonts w:ascii="Times New Roman" w:hAnsi="Times New Roman"/>
-          <w:sz w:val="24"/>
-          <w:szCs w:val="24"/>
-        </w:rPr>
-        <w:t xml:space="preserve">Spin-lattice relaxation with non-linear couplings: Comparison between Fermi's golden rule and extended </w:t>
-      </w:r>
-      <w:proofErr w:type="spellStart"/>
-      <w:r>
-        <w:rPr>
-          <w:rFonts w:ascii="Times New Roman" w:hAnsi="Times New Roman"/>
-          <w:sz w:val="24"/>
-          <w:szCs w:val="24"/>
-        </w:rPr>
-        <w:t>dissipaton</w:t>
-      </w:r>
-      <w:proofErr w:type="spellEnd"/>
-      <w:r>
-        <w:rPr>
-          <w:rFonts w:ascii="Times New Roman" w:hAnsi="Times New Roman"/>
-          <w:sz w:val="24"/>
-          <w:szCs w:val="24"/>
-        </w:rPr>
-        <w:t xml:space="preserve"> equation of motion. </w:t>
+        <w:t xml:space="preserve">[2] RH Bi, Y Su, Y Wang, L Sun, W Dou. </w:t>
+      </w:r>
+      <w:r>
+        <w:rPr>
+          <w:rFonts w:ascii="Times New Roman" w:hAnsi="Times New Roman"/>
+          <w:sz w:val="24"/>
+          <w:szCs w:val="24"/>
+        </w:rPr>
+        <w:t xml:space="preserve">Spin-lattice relaxation with non-linear couplings: Comparison between Fermi's golden rule and extended dissipaton equation of motion. </w:t>
       </w:r>
       <w:r>
         <w:rPr>
@@ -1950,7 +1939,6 @@
           <w:szCs w:val="24"/>
         </w:rPr>
       </w:pPr>
-      <w:proofErr w:type="spellStart"/>
       <w:r>
         <w:rPr>
           <w:rFonts w:ascii="Times New Roman" w:hAnsi="Times New Roman"/>
@@ -1960,19 +1948,7 @@
           <w:sz w:val="24"/>
           <w:szCs w:val="24"/>
         </w:rPr>
-        <w:t>InnoCORE</w:t>
-      </w:r>
-      <w:proofErr w:type="spellEnd"/>
-      <w:r>
-        <w:rPr>
-          <w:rFonts w:ascii="Times New Roman" w:hAnsi="Times New Roman"/>
-          <w:i/>
-          <w:iCs/>
-          <w:color w:val="2C1D0C"/>
-          <w:sz w:val="24"/>
-          <w:szCs w:val="24"/>
-        </w:rPr>
-        <w:t xml:space="preserve"> AI-CRED Institute, Korea Advanced Institute of Science and Technology (KAIST), Daejeon 34141, S. Korea</w:t>
+        <w:t>InnoCORE AI-CRED Institute, Korea Advanced Institute of Science and Technology (KAIST), Daejeon 34141, S. Korea</w:t>
       </w:r>
     </w:p>
     <w:p>
@@ -2036,6 +2012,7 @@
       <w:r>
         <w:rPr>
           <w:rFonts w:ascii="Times New Roman" w:hAnsi="Times New Roman"/>
+          <w:noProof/>
           <w:color w:val="2C1D0C"/>
           <w:sz w:val="24"/>
           <w:szCs w:val="24"/>
@@ -2101,6 +2078,7 @@
       <w:r>
         <w:rPr>
           <w:rFonts w:ascii="Times New Roman" w:hAnsi="Times New Roman"/>
+          <w:noProof/>
           <w:color w:val="2C1D0C"/>
           <w:sz w:val="24"/>
           <w:szCs w:val="24"/>
@@ -2297,9 +2275,17 @@
           <w:sz w:val="24"/>
           <w:szCs w:val="24"/>
         </w:rPr>
-        <w:t xml:space="preserve">J. Chem. Theory </w:t>
-      </w:r>
-      <w:proofErr w:type="spellStart"/>
+        <w:t>J. Chem. Theory Comput.</w:t>
+      </w:r>
+      <w:r>
+        <w:rPr>
+          <w:rFonts w:ascii="Times New Roman" w:hAnsi="Times New Roman"/>
+          <w:color w:val="2C1D0C"/>
+          <w:sz w:val="24"/>
+          <w:szCs w:val="24"/>
+        </w:rPr>
+        <w:t xml:space="preserve"> 2024, </w:t>
+      </w:r>
       <w:r>
         <w:rPr>
           <w:rFonts w:ascii="Times New Roman" w:hAnsi="Times New Roman"/>
@@ -2309,9 +2295,36 @@
           <w:sz w:val="24"/>
           <w:szCs w:val="24"/>
         </w:rPr>
-        <w:t>Comput</w:t>
-      </w:r>
-      <w:proofErr w:type="spellEnd"/>
+        <w:t>20</w:t>
+      </w:r>
+      <w:r>
+        <w:rPr>
+          <w:rFonts w:ascii="Times New Roman" w:hAnsi="Times New Roman"/>
+          <w:color w:val="2C1D0C"/>
+          <w:sz w:val="24"/>
+          <w:szCs w:val="24"/>
+        </w:rPr>
+        <w:t xml:space="preserve"> (12), 5022–5042.</w:t>
+      </w:r>
+    </w:p>
+    <w:p>
+      <w:pPr>
+        <w:rPr>
+          <w:rFonts w:ascii="Times New Roman" w:hAnsi="Times New Roman"/>
+          <w:color w:val="2C1D0C"/>
+          <w:sz w:val="24"/>
+          <w:szCs w:val="24"/>
+        </w:rPr>
+      </w:pPr>
+      <w:r>
+        <w:rPr>
+          <w:rFonts w:ascii="Times New Roman" w:hAnsi="Times New Roman"/>
+          <w:color w:val="2C1D0C"/>
+          <w:sz w:val="24"/>
+          <w:szCs w:val="24"/>
+        </w:rPr>
+        <w:t xml:space="preserve">[2] Han, D.; Martens, C. C.; Akimov, A. V. Generalization of Quantum-Trajectory Surface Hopping to Multiple Quantum States. </w:t>
+      </w:r>
       <w:r>
         <w:rPr>
           <w:rFonts w:ascii="Times New Roman" w:hAnsi="Times New Roman"/>
@@ -2321,90 +2334,7 @@
           <w:sz w:val="24"/>
           <w:szCs w:val="24"/>
         </w:rPr>
-        <w:t>.</w:t>
-      </w:r>
-      <w:r>
-        <w:rPr>
-          <w:rFonts w:ascii="Times New Roman" w:hAnsi="Times New Roman"/>
-          <w:color w:val="2C1D0C"/>
-          <w:sz w:val="24"/>
-          <w:szCs w:val="24"/>
-        </w:rPr>
-        <w:t xml:space="preserve"> 2024, </w:t>
-      </w:r>
-      <w:r>
-        <w:rPr>
-          <w:rFonts w:ascii="Times New Roman" w:hAnsi="Times New Roman"/>
-          <w:i/>
-          <w:iCs/>
-          <w:color w:val="2C1D0C"/>
-          <w:sz w:val="24"/>
-          <w:szCs w:val="24"/>
-        </w:rPr>
-        <w:t>20</w:t>
-      </w:r>
-      <w:r>
-        <w:rPr>
-          <w:rFonts w:ascii="Times New Roman" w:hAnsi="Times New Roman"/>
-          <w:color w:val="2C1D0C"/>
-          <w:sz w:val="24"/>
-          <w:szCs w:val="24"/>
-        </w:rPr>
-        <w:t xml:space="preserve"> (12), 5022–5042.</w:t>
-      </w:r>
-    </w:p>
-    <w:p>
-      <w:pPr>
-        <w:rPr>
-          <w:rFonts w:ascii="Times New Roman" w:hAnsi="Times New Roman"/>
-          <w:color w:val="2C1D0C"/>
-          <w:sz w:val="24"/>
-          <w:szCs w:val="24"/>
-        </w:rPr>
-      </w:pPr>
-      <w:r>
-        <w:rPr>
-          <w:rFonts w:ascii="Times New Roman" w:hAnsi="Times New Roman"/>
-          <w:color w:val="2C1D0C"/>
-          <w:sz w:val="24"/>
-          <w:szCs w:val="24"/>
-        </w:rPr>
-        <w:t xml:space="preserve">[2] Han, D.; Martens, C. C.; Akimov, A. V. Generalization of Quantum-Trajectory Surface Hopping to Multiple Quantum States. </w:t>
-      </w:r>
-      <w:r>
-        <w:rPr>
-          <w:rFonts w:ascii="Times New Roman" w:hAnsi="Times New Roman"/>
-          <w:i/>
-          <w:iCs/>
-          <w:color w:val="2C1D0C"/>
-          <w:sz w:val="24"/>
-          <w:szCs w:val="24"/>
-        </w:rPr>
-        <w:t xml:space="preserve">J. Chem. Theory </w:t>
-      </w:r>
-      <w:proofErr w:type="spellStart"/>
-      <w:r>
-        <w:rPr>
-          <w:rFonts w:ascii="Times New Roman" w:hAnsi="Times New Roman"/>
-          <w:i/>
-          <w:iCs/>
-          <w:color w:val="2C1D0C"/>
-          <w:sz w:val="24"/>
-          <w:szCs w:val="24"/>
-        </w:rPr>
-        <w:t>Comput</w:t>
-      </w:r>
-      <w:proofErr w:type="spellEnd"/>
-      <w:r>
-        <w:rPr>
-          <w:rFonts w:ascii="Times New Roman" w:hAnsi="Times New Roman"/>
-          <w:i/>
-          <w:iCs/>
-          <w:color w:val="2C1D0C"/>
-          <w:sz w:val="24"/>
-          <w:szCs w:val="24"/>
-        </w:rPr>
-        <w:t>.</w:t>
+        <w:t>J. Chem. Theory Comput.</w:t>
       </w:r>
       <w:r>
         <w:rPr>
@@ -6426,6 +6356,7 @@
   <w:style w:type="character" w:default="1" w:styleId="DefaultParagraphFont">
     <w:name w:val="Default Paragraph Font"/>
     <w:uiPriority w:val="1"/>
+    <w:semiHidden/>
     <w:unhideWhenUsed/>
   </w:style>
   <w:style w:type="table" w:default="1" w:styleId="TableNormal">
